--- a/docs/word/06-testing/02-programma-i-metodika-ispytaniy.docx
+++ b/docs/word/06-testing/02-programma-i-metodika-ispytaniy.docx
@@ -365,7 +365,7 @@
               <w:rPr>
                 <w:sz w:val="18"/>
               </w:rPr>
-              <w:t>0.1</w:t>
+              <w:t>0.2</w:t>
             </w:r>
           </w:p>
         </w:tc>
@@ -453,7 +453,7 @@
               <w:rPr>
                 <w:sz w:val="18"/>
               </w:rPr>
-              <w:t>27.10.2026</w:t>
+              <w:t>29.10.2026</w:t>
             </w:r>
           </w:p>
         </w:tc>
@@ -1241,6 +1241,838 @@
         <w:t>Доступность.</w:t>
       </w:r>
     </w:p>
+    <w:p>
+      <w:pPr>
+        <w:pStyle w:val="Heading3"/>
+      </w:pPr>
+      <w:r>
+        <w:t>5.11. Учебный контент (LMS)</w:t>
+      </w:r>
+    </w:p>
+    <w:p>
+      <w:r>
+        <w:t xml:space="preserve">Автотесты: </w:t>
+      </w:r>
+      <w:r>
+        <w:rPr>
+          <w:rFonts w:ascii="Consolas" w:hAnsi="Consolas"/>
+          <w:sz w:val="18"/>
+        </w:rPr>
+        <w:t>backend/tests/test_lms_api.py</w:t>
+      </w:r>
+      <w:r>
+        <w:t>.</w:t>
+      </w:r>
+    </w:p>
+    <w:tbl>
+      <w:tblPr>
+        <w:tblStyle w:val="TableGrid"/>
+        <w:tblW w:type="auto" w:w="0"/>
+        <w:jc w:val="center"/>
+        <w:tblLook w:firstColumn="1" w:firstRow="1" w:lastColumn="0" w:lastRow="0" w:noHBand="0" w:noVBand="1" w:val="04A0"/>
+      </w:tblPr>
+      <w:tblGrid>
+        <w:gridCol w:w="3324"/>
+        <w:gridCol w:w="3324"/>
+        <w:gridCol w:w="3324"/>
+      </w:tblGrid>
+      <w:tr>
+        <w:tc>
+          <w:tcPr>
+            <w:tcW w:type="dxa" w:w="3324"/>
+            <w:shd w:val="clear" w:color="auto" w:fill="E8EEF5"/>
+          </w:tcPr>
+          <w:p>
+            <w:pPr>
+              <w:spacing w:after="20"/>
+            </w:pPr>
+            <w:r>
+              <w:rPr>
+                <w:b/>
+                <w:sz w:val="18"/>
+              </w:rPr>
+            </w:r>
+            <w:r>
+              <w:rPr>
+                <w:b/>
+                <w:sz w:val="18"/>
+              </w:rPr>
+              <w:t>ID</w:t>
+            </w:r>
+          </w:p>
+        </w:tc>
+        <w:tc>
+          <w:tcPr>
+            <w:tcW w:type="dxa" w:w="3324"/>
+            <w:shd w:val="clear" w:color="auto" w:fill="E8EEF5"/>
+          </w:tcPr>
+          <w:p>
+            <w:pPr>
+              <w:spacing w:after="20"/>
+            </w:pPr>
+            <w:r>
+              <w:rPr>
+                <w:b/>
+                <w:sz w:val="18"/>
+              </w:rPr>
+            </w:r>
+            <w:r>
+              <w:rPr>
+                <w:b/>
+                <w:sz w:val="18"/>
+              </w:rPr>
+              <w:t>Сценарий</w:t>
+            </w:r>
+          </w:p>
+        </w:tc>
+        <w:tc>
+          <w:tcPr>
+            <w:tcW w:type="dxa" w:w="3324"/>
+            <w:shd w:val="clear" w:color="auto" w:fill="E8EEF5"/>
+          </w:tcPr>
+          <w:p>
+            <w:pPr>
+              <w:spacing w:after="20"/>
+            </w:pPr>
+            <w:r>
+              <w:rPr>
+                <w:b/>
+                <w:sz w:val="18"/>
+              </w:rPr>
+            </w:r>
+            <w:r>
+              <w:rPr>
+                <w:b/>
+                <w:sz w:val="18"/>
+              </w:rPr>
+              <w:t>Ожидаемый результат</w:t>
+            </w:r>
+          </w:p>
+        </w:tc>
+      </w:tr>
+      <w:tr>
+        <w:tc>
+          <w:tcPr>
+            <w:tcW w:type="dxa" w:w="3324"/>
+          </w:tcPr>
+          <w:p>
+            <w:pPr>
+              <w:spacing w:after="20"/>
+            </w:pPr>
+            <w:r>
+              <w:rPr>
+                <w:sz w:val="18"/>
+              </w:rPr>
+            </w:r>
+            <w:r>
+              <w:rPr>
+                <w:sz w:val="18"/>
+              </w:rPr>
+              <w:t>LMS-01</w:t>
+            </w:r>
+          </w:p>
+        </w:tc>
+        <w:tc>
+          <w:tcPr>
+            <w:tcW w:type="dxa" w:w="3324"/>
+          </w:tcPr>
+          <w:p>
+            <w:pPr>
+              <w:spacing w:after="20"/>
+            </w:pPr>
+            <w:r>
+              <w:rPr>
+                <w:sz w:val="18"/>
+              </w:rPr>
+            </w:r>
+            <w:r>
+              <w:rPr>
+                <w:rFonts w:ascii="Consolas" w:hAnsi="Consolas"/>
+                <w:sz w:val="18"/>
+              </w:rPr>
+              <w:t>GET /api/v1/lms/subjects</w:t>
+            </w:r>
+            <w:r>
+              <w:rPr>
+                <w:sz w:val="18"/>
+              </w:rPr>
+              <w:t xml:space="preserve"> с токеном</w:t>
+            </w:r>
+          </w:p>
+        </w:tc>
+        <w:tc>
+          <w:tcPr>
+            <w:tcW w:type="dxa" w:w="3324"/>
+          </w:tcPr>
+          <w:p>
+            <w:pPr>
+              <w:spacing w:after="20"/>
+            </w:pPr>
+            <w:r>
+              <w:rPr>
+                <w:sz w:val="18"/>
+              </w:rPr>
+            </w:r>
+            <w:r>
+              <w:rPr>
+                <w:sz w:val="18"/>
+              </w:rPr>
+              <w:t>200, список активных предметов</w:t>
+            </w:r>
+          </w:p>
+        </w:tc>
+      </w:tr>
+      <w:tr>
+        <w:tc>
+          <w:tcPr>
+            <w:tcW w:type="dxa" w:w="3324"/>
+          </w:tcPr>
+          <w:p>
+            <w:pPr>
+              <w:spacing w:after="20"/>
+            </w:pPr>
+            <w:r>
+              <w:rPr>
+                <w:sz w:val="18"/>
+              </w:rPr>
+            </w:r>
+            <w:r>
+              <w:rPr>
+                <w:sz w:val="18"/>
+              </w:rPr>
+              <w:t>LMS-02</w:t>
+            </w:r>
+          </w:p>
+        </w:tc>
+        <w:tc>
+          <w:tcPr>
+            <w:tcW w:type="dxa" w:w="3324"/>
+          </w:tcPr>
+          <w:p>
+            <w:pPr>
+              <w:spacing w:after="20"/>
+            </w:pPr>
+            <w:r>
+              <w:rPr>
+                <w:sz w:val="18"/>
+              </w:rPr>
+            </w:r>
+            <w:r>
+              <w:rPr>
+                <w:rFonts w:ascii="Consolas" w:hAnsi="Consolas"/>
+                <w:sz w:val="18"/>
+              </w:rPr>
+              <w:t>GET /api/v1/lms/topics?grade=5&amp;search=дроб</w:t>
+            </w:r>
+          </w:p>
+        </w:tc>
+        <w:tc>
+          <w:tcPr>
+            <w:tcW w:type="dxa" w:w="3324"/>
+          </w:tcPr>
+          <w:p>
+            <w:pPr>
+              <w:spacing w:after="20"/>
+            </w:pPr>
+            <w:r>
+              <w:rPr>
+                <w:sz w:val="18"/>
+              </w:rPr>
+            </w:r>
+            <w:r>
+              <w:rPr>
+                <w:sz w:val="18"/>
+              </w:rPr>
+              <w:t xml:space="preserve">200, только темы 5 класса, </w:t>
+            </w:r>
+            <w:r>
+              <w:rPr>
+                <w:rFonts w:ascii="Consolas" w:hAnsi="Consolas"/>
+                <w:sz w:val="18"/>
+              </w:rPr>
+              <w:t>total</w:t>
+            </w:r>
+            <w:r>
+              <w:rPr>
+                <w:sz w:val="18"/>
+              </w:rPr>
+              <w:t xml:space="preserve"> и пагинация корректны</w:t>
+            </w:r>
+          </w:p>
+        </w:tc>
+      </w:tr>
+      <w:tr>
+        <w:tc>
+          <w:tcPr>
+            <w:tcW w:type="dxa" w:w="3324"/>
+          </w:tcPr>
+          <w:p>
+            <w:pPr>
+              <w:spacing w:after="20"/>
+            </w:pPr>
+            <w:r>
+              <w:rPr>
+                <w:sz w:val="18"/>
+              </w:rPr>
+            </w:r>
+            <w:r>
+              <w:rPr>
+                <w:sz w:val="18"/>
+              </w:rPr>
+              <w:t>LMS-03</w:t>
+            </w:r>
+          </w:p>
+        </w:tc>
+        <w:tc>
+          <w:tcPr>
+            <w:tcW w:type="dxa" w:w="3324"/>
+          </w:tcPr>
+          <w:p>
+            <w:pPr>
+              <w:spacing w:after="20"/>
+            </w:pPr>
+            <w:r>
+              <w:rPr>
+                <w:sz w:val="18"/>
+              </w:rPr>
+            </w:r>
+            <w:r>
+              <w:rPr>
+                <w:rFonts w:ascii="Consolas" w:hAnsi="Consolas"/>
+                <w:sz w:val="18"/>
+              </w:rPr>
+              <w:t>GET /api/v1/lms/topics/{id}</w:t>
+            </w:r>
+          </w:p>
+        </w:tc>
+        <w:tc>
+          <w:tcPr>
+            <w:tcW w:type="dxa" w:w="3324"/>
+          </w:tcPr>
+          <w:p>
+            <w:pPr>
+              <w:spacing w:after="20"/>
+            </w:pPr>
+            <w:r>
+              <w:rPr>
+                <w:sz w:val="18"/>
+              </w:rPr>
+            </w:r>
+            <w:r>
+              <w:rPr>
+                <w:sz w:val="18"/>
+              </w:rPr>
+              <w:t>200, тема содержит методики, уроки и учебники</w:t>
+            </w:r>
+          </w:p>
+        </w:tc>
+      </w:tr>
+      <w:tr>
+        <w:tc>
+          <w:tcPr>
+            <w:tcW w:type="dxa" w:w="3324"/>
+          </w:tcPr>
+          <w:p>
+            <w:pPr>
+              <w:spacing w:after="20"/>
+            </w:pPr>
+            <w:r>
+              <w:rPr>
+                <w:sz w:val="18"/>
+              </w:rPr>
+            </w:r>
+            <w:r>
+              <w:rPr>
+                <w:sz w:val="18"/>
+              </w:rPr>
+              <w:t>LMS-04</w:t>
+            </w:r>
+          </w:p>
+        </w:tc>
+        <w:tc>
+          <w:tcPr>
+            <w:tcW w:type="dxa" w:w="3324"/>
+          </w:tcPr>
+          <w:p>
+            <w:pPr>
+              <w:spacing w:after="20"/>
+            </w:pPr>
+            <w:r>
+              <w:rPr>
+                <w:sz w:val="18"/>
+              </w:rPr>
+            </w:r>
+            <w:r>
+              <w:rPr>
+                <w:rFonts w:ascii="Consolas" w:hAnsi="Consolas"/>
+                <w:sz w:val="18"/>
+              </w:rPr>
+              <w:t>GET /api/v1/lms/topics/by-code/{code}</w:t>
+            </w:r>
+          </w:p>
+        </w:tc>
+        <w:tc>
+          <w:tcPr>
+            <w:tcW w:type="dxa" w:w="3324"/>
+          </w:tcPr>
+          <w:p>
+            <w:pPr>
+              <w:spacing w:after="20"/>
+            </w:pPr>
+            <w:r>
+              <w:rPr>
+                <w:sz w:val="18"/>
+              </w:rPr>
+            </w:r>
+            <w:r>
+              <w:rPr>
+                <w:sz w:val="18"/>
+              </w:rPr>
+              <w:t>200 для существующего кода, 404 для неизвестного</w:t>
+            </w:r>
+          </w:p>
+        </w:tc>
+      </w:tr>
+      <w:tr>
+        <w:tc>
+          <w:tcPr>
+            <w:tcW w:type="dxa" w:w="3324"/>
+          </w:tcPr>
+          <w:p>
+            <w:pPr>
+              <w:spacing w:after="20"/>
+            </w:pPr>
+            <w:r>
+              <w:rPr>
+                <w:sz w:val="18"/>
+              </w:rPr>
+            </w:r>
+            <w:r>
+              <w:rPr>
+                <w:sz w:val="18"/>
+              </w:rPr>
+              <w:t>LMS-05</w:t>
+            </w:r>
+          </w:p>
+        </w:tc>
+        <w:tc>
+          <w:tcPr>
+            <w:tcW w:type="dxa" w:w="3324"/>
+          </w:tcPr>
+          <w:p>
+            <w:pPr>
+              <w:spacing w:after="20"/>
+            </w:pPr>
+            <w:r>
+              <w:rPr>
+                <w:sz w:val="18"/>
+              </w:rPr>
+            </w:r>
+            <w:r>
+              <w:rPr>
+                <w:rFonts w:ascii="Consolas" w:hAnsi="Consolas"/>
+                <w:sz w:val="18"/>
+              </w:rPr>
+              <w:t>GET /api/v1/lms/textbooks?subject_id=&amp;grade=</w:t>
+            </w:r>
+          </w:p>
+        </w:tc>
+        <w:tc>
+          <w:tcPr>
+            <w:tcW w:type="dxa" w:w="3324"/>
+          </w:tcPr>
+          <w:p>
+            <w:pPr>
+              <w:spacing w:after="20"/>
+            </w:pPr>
+            <w:r>
+              <w:rPr>
+                <w:sz w:val="18"/>
+              </w:rPr>
+            </w:r>
+            <w:r>
+              <w:rPr>
+                <w:sz w:val="18"/>
+              </w:rPr>
+              <w:t>200, фильтрация по предмету и классу</w:t>
+            </w:r>
+          </w:p>
+        </w:tc>
+      </w:tr>
+      <w:tr>
+        <w:tc>
+          <w:tcPr>
+            <w:tcW w:type="dxa" w:w="3324"/>
+          </w:tcPr>
+          <w:p>
+            <w:pPr>
+              <w:spacing w:after="20"/>
+            </w:pPr>
+            <w:r>
+              <w:rPr>
+                <w:sz w:val="18"/>
+              </w:rPr>
+            </w:r>
+            <w:r>
+              <w:rPr>
+                <w:sz w:val="18"/>
+              </w:rPr>
+              <w:t>LMS-06</w:t>
+            </w:r>
+          </w:p>
+        </w:tc>
+        <w:tc>
+          <w:tcPr>
+            <w:tcW w:type="dxa" w:w="3324"/>
+          </w:tcPr>
+          <w:p>
+            <w:pPr>
+              <w:spacing w:after="20"/>
+            </w:pPr>
+            <w:r>
+              <w:rPr>
+                <w:sz w:val="18"/>
+              </w:rPr>
+            </w:r>
+            <w:r>
+              <w:rPr>
+                <w:rFonts w:ascii="Consolas" w:hAnsi="Consolas"/>
+                <w:sz w:val="18"/>
+              </w:rPr>
+              <w:t>GET /api/v1/lms/courses</w:t>
+            </w:r>
+            <w:r>
+              <w:rPr>
+                <w:sz w:val="18"/>
+              </w:rPr>
+              <w:t xml:space="preserve"> без </w:t>
+            </w:r>
+            <w:r>
+              <w:rPr>
+                <w:rFonts w:ascii="Consolas" w:hAnsi="Consolas"/>
+                <w:sz w:val="18"/>
+              </w:rPr>
+              <w:t>school_id</w:t>
+            </w:r>
+            <w:r>
+              <w:rPr>
+                <w:sz w:val="18"/>
+              </w:rPr>
+              <w:t xml:space="preserve"> от superadmin</w:t>
+            </w:r>
+          </w:p>
+        </w:tc>
+        <w:tc>
+          <w:tcPr>
+            <w:tcW w:type="dxa" w:w="3324"/>
+          </w:tcPr>
+          <w:p>
+            <w:pPr>
+              <w:spacing w:after="20"/>
+            </w:pPr>
+            <w:r>
+              <w:rPr>
+                <w:sz w:val="18"/>
+              </w:rPr>
+            </w:r>
+            <w:r>
+              <w:rPr>
+                <w:sz w:val="18"/>
+              </w:rPr>
+              <w:t>400</w:t>
+            </w:r>
+          </w:p>
+        </w:tc>
+      </w:tr>
+      <w:tr>
+        <w:tc>
+          <w:tcPr>
+            <w:tcW w:type="dxa" w:w="3324"/>
+          </w:tcPr>
+          <w:p>
+            <w:pPr>
+              <w:spacing w:after="20"/>
+            </w:pPr>
+            <w:r>
+              <w:rPr>
+                <w:sz w:val="18"/>
+              </w:rPr>
+            </w:r>
+            <w:r>
+              <w:rPr>
+                <w:sz w:val="18"/>
+              </w:rPr>
+              <w:t>LMS-07</w:t>
+            </w:r>
+          </w:p>
+        </w:tc>
+        <w:tc>
+          <w:tcPr>
+            <w:tcW w:type="dxa" w:w="3324"/>
+          </w:tcPr>
+          <w:p>
+            <w:pPr>
+              <w:spacing w:after="20"/>
+            </w:pPr>
+            <w:r>
+              <w:rPr>
+                <w:sz w:val="18"/>
+              </w:rPr>
+            </w:r>
+            <w:r>
+              <w:rPr>
+                <w:rFonts w:ascii="Consolas" w:hAnsi="Consolas"/>
+                <w:sz w:val="18"/>
+              </w:rPr>
+              <w:t>GET /api/v1/lms/courses</w:t>
+            </w:r>
+            <w:r>
+              <w:rPr>
+                <w:sz w:val="18"/>
+              </w:rPr>
+              <w:t xml:space="preserve"> школьным пользователем</w:t>
+            </w:r>
+          </w:p>
+        </w:tc>
+        <w:tc>
+          <w:tcPr>
+            <w:tcW w:type="dxa" w:w="3324"/>
+          </w:tcPr>
+          <w:p>
+            <w:pPr>
+              <w:spacing w:after="20"/>
+            </w:pPr>
+            <w:r>
+              <w:rPr>
+                <w:sz w:val="18"/>
+              </w:rPr>
+            </w:r>
+            <w:r>
+              <w:rPr>
+                <w:sz w:val="18"/>
+              </w:rPr>
+              <w:t>200, только курсы своей школы</w:t>
+            </w:r>
+          </w:p>
+        </w:tc>
+      </w:tr>
+      <w:tr>
+        <w:tc>
+          <w:tcPr>
+            <w:tcW w:type="dxa" w:w="3324"/>
+          </w:tcPr>
+          <w:p>
+            <w:pPr>
+              <w:spacing w:after="20"/>
+            </w:pPr>
+            <w:r>
+              <w:rPr>
+                <w:sz w:val="18"/>
+              </w:rPr>
+            </w:r>
+            <w:r>
+              <w:rPr>
+                <w:sz w:val="18"/>
+              </w:rPr>
+              <w:t>LMS-08</w:t>
+            </w:r>
+          </w:p>
+        </w:tc>
+        <w:tc>
+          <w:tcPr>
+            <w:tcW w:type="dxa" w:w="3324"/>
+          </w:tcPr>
+          <w:p>
+            <w:pPr>
+              <w:spacing w:after="20"/>
+            </w:pPr>
+            <w:r>
+              <w:rPr>
+                <w:sz w:val="18"/>
+              </w:rPr>
+            </w:r>
+            <w:r>
+              <w:rPr>
+                <w:sz w:val="18"/>
+              </w:rPr>
+              <w:t>Открытие курса другой школы</w:t>
+            </w:r>
+          </w:p>
+        </w:tc>
+        <w:tc>
+          <w:tcPr>
+            <w:tcW w:type="dxa" w:w="3324"/>
+          </w:tcPr>
+          <w:p>
+            <w:pPr>
+              <w:spacing w:after="20"/>
+            </w:pPr>
+            <w:r>
+              <w:rPr>
+                <w:sz w:val="18"/>
+              </w:rPr>
+            </w:r>
+            <w:r>
+              <w:rPr>
+                <w:sz w:val="18"/>
+              </w:rPr>
+              <w:t>403</w:t>
+            </w:r>
+          </w:p>
+        </w:tc>
+      </w:tr>
+      <w:tr>
+        <w:tc>
+          <w:tcPr>
+            <w:tcW w:type="dxa" w:w="3324"/>
+          </w:tcPr>
+          <w:p>
+            <w:pPr>
+              <w:spacing w:after="20"/>
+            </w:pPr>
+            <w:r>
+              <w:rPr>
+                <w:sz w:val="18"/>
+              </w:rPr>
+            </w:r>
+            <w:r>
+              <w:rPr>
+                <w:sz w:val="18"/>
+              </w:rPr>
+              <w:t>LMS-09</w:t>
+            </w:r>
+          </w:p>
+        </w:tc>
+        <w:tc>
+          <w:tcPr>
+            <w:tcW w:type="dxa" w:w="3324"/>
+          </w:tcPr>
+          <w:p>
+            <w:pPr>
+              <w:spacing w:after="20"/>
+            </w:pPr>
+            <w:r>
+              <w:rPr>
+                <w:sz w:val="18"/>
+              </w:rPr>
+            </w:r>
+            <w:r>
+              <w:rPr>
+                <w:sz w:val="18"/>
+              </w:rPr>
+              <w:t xml:space="preserve">Запрос </w:t>
+            </w:r>
+            <w:r>
+              <w:rPr>
+                <w:rFonts w:ascii="Consolas" w:hAnsi="Consolas"/>
+                <w:sz w:val="18"/>
+              </w:rPr>
+              <w:t>/lms/*</w:t>
+            </w:r>
+            <w:r>
+              <w:rPr>
+                <w:sz w:val="18"/>
+              </w:rPr>
+              <w:t xml:space="preserve"> без access-токена</w:t>
+            </w:r>
+          </w:p>
+        </w:tc>
+        <w:tc>
+          <w:tcPr>
+            <w:tcW w:type="dxa" w:w="3324"/>
+          </w:tcPr>
+          <w:p>
+            <w:pPr>
+              <w:spacing w:after="20"/>
+            </w:pPr>
+            <w:r>
+              <w:rPr>
+                <w:sz w:val="18"/>
+              </w:rPr>
+            </w:r>
+            <w:r>
+              <w:rPr>
+                <w:sz w:val="18"/>
+              </w:rPr>
+              <w:t>401</w:t>
+            </w:r>
+          </w:p>
+        </w:tc>
+      </w:tr>
+      <w:tr>
+        <w:tc>
+          <w:tcPr>
+            <w:tcW w:type="dxa" w:w="3324"/>
+          </w:tcPr>
+          <w:p>
+            <w:pPr>
+              <w:spacing w:after="20"/>
+            </w:pPr>
+            <w:r>
+              <w:rPr>
+                <w:sz w:val="18"/>
+              </w:rPr>
+            </w:r>
+            <w:r>
+              <w:rPr>
+                <w:sz w:val="18"/>
+              </w:rPr>
+              <w:t>LMS-10</w:t>
+            </w:r>
+          </w:p>
+        </w:tc>
+        <w:tc>
+          <w:tcPr>
+            <w:tcW w:type="dxa" w:w="3324"/>
+          </w:tcPr>
+          <w:p>
+            <w:pPr>
+              <w:spacing w:after="20"/>
+            </w:pPr>
+            <w:r>
+              <w:rPr>
+                <w:sz w:val="18"/>
+              </w:rPr>
+            </w:r>
+            <w:r>
+              <w:rPr>
+                <w:sz w:val="18"/>
+              </w:rPr>
+              <w:t xml:space="preserve">OpenAPI содержит все маршруты </w:t>
+            </w:r>
+            <w:r>
+              <w:rPr>
+                <w:rFonts w:ascii="Consolas" w:hAnsi="Consolas"/>
+                <w:sz w:val="18"/>
+              </w:rPr>
+              <w:t>/lms/*</w:t>
+            </w:r>
+          </w:p>
+        </w:tc>
+        <w:tc>
+          <w:tcPr>
+            <w:tcW w:type="dxa" w:w="3324"/>
+          </w:tcPr>
+          <w:p>
+            <w:pPr>
+              <w:spacing w:after="20"/>
+            </w:pPr>
+            <w:r>
+              <w:rPr>
+                <w:sz w:val="18"/>
+              </w:rPr>
+            </w:r>
+            <w:r>
+              <w:rPr>
+                <w:sz w:val="18"/>
+              </w:rPr>
+              <w:t>200, схема валидна</w:t>
+            </w:r>
+          </w:p>
+        </w:tc>
+      </w:tr>
+    </w:tbl>
+    <w:p/>
     <w:p>
       <w:pPr>
         <w:pStyle w:val="Heading2"/>

--- a/docs/word/06-testing/02-programma-i-metodika-ispytaniy.docx
+++ b/docs/word/06-testing/02-programma-i-metodika-ispytaniy.docx
@@ -365,7 +365,7 @@
               <w:rPr>
                 <w:sz w:val="18"/>
               </w:rPr>
-              <w:t>0.2</w:t>
+              <w:t>0.3</w:t>
             </w:r>
           </w:p>
         </w:tc>
@@ -2075,6 +2075,1381 @@
     <w:p/>
     <w:p>
       <w:pPr>
+        <w:pStyle w:val="Heading3"/>
+      </w:pPr>
+      <w:r>
+        <w:t>5.12. Тесты и работы (assessment)</w:t>
+      </w:r>
+    </w:p>
+    <w:p>
+      <w:r>
+        <w:t xml:space="preserve">Автотесты: </w:t>
+      </w:r>
+      <w:r>
+        <w:rPr>
+          <w:rFonts w:ascii="Consolas" w:hAnsi="Consolas"/>
+          <w:sz w:val="18"/>
+        </w:rPr>
+        <w:t>backend/tests/test_assessment_api.py</w:t>
+      </w:r>
+      <w:r>
+        <w:t>,</w:t>
+      </w:r>
+    </w:p>
+    <w:p>
+      <w:r>
+        <w:rPr>
+          <w:rFonts w:ascii="Consolas" w:hAnsi="Consolas"/>
+          <w:sz w:val="18"/>
+        </w:rPr>
+        <w:t>backend/tests/test_grading.py</w:t>
+      </w:r>
+      <w:r>
+        <w:t>.</w:t>
+      </w:r>
+    </w:p>
+    <w:tbl>
+      <w:tblPr>
+        <w:tblStyle w:val="TableGrid"/>
+        <w:tblW w:type="auto" w:w="0"/>
+        <w:jc w:val="center"/>
+        <w:tblLook w:firstColumn="1" w:firstRow="1" w:lastColumn="0" w:lastRow="0" w:noHBand="0" w:noVBand="1" w:val="04A0"/>
+      </w:tblPr>
+      <w:tblGrid>
+        <w:gridCol w:w="3324"/>
+        <w:gridCol w:w="3324"/>
+        <w:gridCol w:w="3324"/>
+      </w:tblGrid>
+      <w:tr>
+        <w:tc>
+          <w:tcPr>
+            <w:tcW w:type="dxa" w:w="3324"/>
+            <w:shd w:val="clear" w:color="auto" w:fill="E8EEF5"/>
+          </w:tcPr>
+          <w:p>
+            <w:pPr>
+              <w:spacing w:after="20"/>
+            </w:pPr>
+            <w:r>
+              <w:rPr>
+                <w:b/>
+                <w:sz w:val="18"/>
+              </w:rPr>
+            </w:r>
+            <w:r>
+              <w:rPr>
+                <w:b/>
+                <w:sz w:val="18"/>
+              </w:rPr>
+              <w:t>ID</w:t>
+            </w:r>
+          </w:p>
+        </w:tc>
+        <w:tc>
+          <w:tcPr>
+            <w:tcW w:type="dxa" w:w="3324"/>
+            <w:shd w:val="clear" w:color="auto" w:fill="E8EEF5"/>
+          </w:tcPr>
+          <w:p>
+            <w:pPr>
+              <w:spacing w:after="20"/>
+            </w:pPr>
+            <w:r>
+              <w:rPr>
+                <w:b/>
+                <w:sz w:val="18"/>
+              </w:rPr>
+            </w:r>
+            <w:r>
+              <w:rPr>
+                <w:b/>
+                <w:sz w:val="18"/>
+              </w:rPr>
+              <w:t>Сценарий</w:t>
+            </w:r>
+          </w:p>
+        </w:tc>
+        <w:tc>
+          <w:tcPr>
+            <w:tcW w:type="dxa" w:w="3324"/>
+            <w:shd w:val="clear" w:color="auto" w:fill="E8EEF5"/>
+          </w:tcPr>
+          <w:p>
+            <w:pPr>
+              <w:spacing w:after="20"/>
+            </w:pPr>
+            <w:r>
+              <w:rPr>
+                <w:b/>
+                <w:sz w:val="18"/>
+              </w:rPr>
+            </w:r>
+            <w:r>
+              <w:rPr>
+                <w:b/>
+                <w:sz w:val="18"/>
+              </w:rPr>
+              <w:t>Ожидаемый результат</w:t>
+            </w:r>
+          </w:p>
+        </w:tc>
+      </w:tr>
+      <w:tr>
+        <w:tc>
+          <w:tcPr>
+            <w:tcW w:type="dxa" w:w="3324"/>
+          </w:tcPr>
+          <w:p>
+            <w:pPr>
+              <w:spacing w:after="20"/>
+            </w:pPr>
+            <w:r>
+              <w:rPr>
+                <w:sz w:val="18"/>
+              </w:rPr>
+            </w:r>
+            <w:r>
+              <w:rPr>
+                <w:sz w:val="18"/>
+              </w:rPr>
+              <w:t>ASM-01</w:t>
+            </w:r>
+          </w:p>
+        </w:tc>
+        <w:tc>
+          <w:tcPr>
+            <w:tcW w:type="dxa" w:w="3324"/>
+          </w:tcPr>
+          <w:p>
+            <w:pPr>
+              <w:spacing w:after="20"/>
+            </w:pPr>
+            <w:r>
+              <w:rPr>
+                <w:sz w:val="18"/>
+              </w:rPr>
+            </w:r>
+            <w:r>
+              <w:rPr>
+                <w:sz w:val="18"/>
+              </w:rPr>
+              <w:t>Создание теста с вопросами и вариантами</w:t>
+            </w:r>
+          </w:p>
+        </w:tc>
+        <w:tc>
+          <w:tcPr>
+            <w:tcW w:type="dxa" w:w="3324"/>
+          </w:tcPr>
+          <w:p>
+            <w:pPr>
+              <w:spacing w:after="20"/>
+            </w:pPr>
+            <w:r>
+              <w:rPr>
+                <w:sz w:val="18"/>
+              </w:rPr>
+            </w:r>
+            <w:r>
+              <w:rPr>
+                <w:sz w:val="18"/>
+              </w:rPr>
+              <w:t xml:space="preserve">201, тест сохранён, </w:t>
+            </w:r>
+            <w:r>
+              <w:rPr>
+                <w:rFonts w:ascii="Consolas" w:hAnsi="Consolas"/>
+                <w:sz w:val="18"/>
+              </w:rPr>
+              <w:t>question_count</w:t>
+            </w:r>
+            <w:r>
+              <w:rPr>
+                <w:sz w:val="18"/>
+              </w:rPr>
+              <w:t xml:space="preserve"> корректен</w:t>
+            </w:r>
+          </w:p>
+        </w:tc>
+      </w:tr>
+      <w:tr>
+        <w:tc>
+          <w:tcPr>
+            <w:tcW w:type="dxa" w:w="3324"/>
+          </w:tcPr>
+          <w:p>
+            <w:pPr>
+              <w:spacing w:after="20"/>
+            </w:pPr>
+            <w:r>
+              <w:rPr>
+                <w:sz w:val="18"/>
+              </w:rPr>
+            </w:r>
+            <w:r>
+              <w:rPr>
+                <w:sz w:val="18"/>
+              </w:rPr>
+              <w:t>ASM-02</w:t>
+            </w:r>
+          </w:p>
+        </w:tc>
+        <w:tc>
+          <w:tcPr>
+            <w:tcW w:type="dxa" w:w="3324"/>
+          </w:tcPr>
+          <w:p>
+            <w:pPr>
+              <w:spacing w:after="20"/>
+            </w:pPr>
+            <w:r>
+              <w:rPr>
+                <w:sz w:val="18"/>
+              </w:rPr>
+            </w:r>
+            <w:r>
+              <w:rPr>
+                <w:sz w:val="18"/>
+              </w:rPr>
+              <w:t>Создание теста без правильного варианта</w:t>
+            </w:r>
+          </w:p>
+        </w:tc>
+        <w:tc>
+          <w:tcPr>
+            <w:tcW w:type="dxa" w:w="3324"/>
+          </w:tcPr>
+          <w:p>
+            <w:pPr>
+              <w:spacing w:after="20"/>
+            </w:pPr>
+            <w:r>
+              <w:rPr>
+                <w:sz w:val="18"/>
+              </w:rPr>
+            </w:r>
+            <w:r>
+              <w:rPr>
+                <w:sz w:val="18"/>
+              </w:rPr>
+              <w:t>400</w:t>
+            </w:r>
+          </w:p>
+        </w:tc>
+      </w:tr>
+      <w:tr>
+        <w:tc>
+          <w:tcPr>
+            <w:tcW w:type="dxa" w:w="3324"/>
+          </w:tcPr>
+          <w:p>
+            <w:pPr>
+              <w:spacing w:after="20"/>
+            </w:pPr>
+            <w:r>
+              <w:rPr>
+                <w:sz w:val="18"/>
+              </w:rPr>
+            </w:r>
+            <w:r>
+              <w:rPr>
+                <w:sz w:val="18"/>
+              </w:rPr>
+              <w:t>ASM-03</w:t>
+            </w:r>
+          </w:p>
+        </w:tc>
+        <w:tc>
+          <w:tcPr>
+            <w:tcW w:type="dxa" w:w="3324"/>
+          </w:tcPr>
+          <w:p>
+            <w:pPr>
+              <w:spacing w:after="20"/>
+            </w:pPr>
+            <w:r>
+              <w:rPr>
+                <w:sz w:val="18"/>
+              </w:rPr>
+            </w:r>
+            <w:r>
+              <w:rPr>
+                <w:sz w:val="18"/>
+              </w:rPr>
+              <w:t>Список тестов учителя (</w:t>
+            </w:r>
+            <w:r>
+              <w:rPr>
+                <w:rFonts w:ascii="Consolas" w:hAnsi="Consolas"/>
+                <w:sz w:val="18"/>
+              </w:rPr>
+              <w:t>mine=true</w:t>
+            </w:r>
+            <w:r>
+              <w:rPr>
+                <w:sz w:val="18"/>
+              </w:rPr>
+              <w:t>)</w:t>
+            </w:r>
+          </w:p>
+        </w:tc>
+        <w:tc>
+          <w:tcPr>
+            <w:tcW w:type="dxa" w:w="3324"/>
+          </w:tcPr>
+          <w:p>
+            <w:pPr>
+              <w:spacing w:after="20"/>
+            </w:pPr>
+            <w:r>
+              <w:rPr>
+                <w:sz w:val="18"/>
+              </w:rPr>
+            </w:r>
+            <w:r>
+              <w:rPr>
+                <w:sz w:val="18"/>
+              </w:rPr>
+              <w:t>200, только свои тесты школы</w:t>
+            </w:r>
+          </w:p>
+        </w:tc>
+      </w:tr>
+      <w:tr>
+        <w:tc>
+          <w:tcPr>
+            <w:tcW w:type="dxa" w:w="3324"/>
+          </w:tcPr>
+          <w:p>
+            <w:pPr>
+              <w:spacing w:after="20"/>
+            </w:pPr>
+            <w:r>
+              <w:rPr>
+                <w:sz w:val="18"/>
+              </w:rPr>
+            </w:r>
+            <w:r>
+              <w:rPr>
+                <w:sz w:val="18"/>
+              </w:rPr>
+              <w:t>ASM-04</w:t>
+            </w:r>
+          </w:p>
+        </w:tc>
+        <w:tc>
+          <w:tcPr>
+            <w:tcW w:type="dxa" w:w="3324"/>
+          </w:tcPr>
+          <w:p>
+            <w:pPr>
+              <w:spacing w:after="20"/>
+            </w:pPr>
+            <w:r>
+              <w:rPr>
+                <w:sz w:val="18"/>
+              </w:rPr>
+            </w:r>
+            <w:r>
+              <w:rPr>
+                <w:sz w:val="18"/>
+              </w:rPr>
+              <w:t>Карточка теста</w:t>
+            </w:r>
+          </w:p>
+        </w:tc>
+        <w:tc>
+          <w:tcPr>
+            <w:tcW w:type="dxa" w:w="3324"/>
+          </w:tcPr>
+          <w:p>
+            <w:pPr>
+              <w:spacing w:after="20"/>
+            </w:pPr>
+            <w:r>
+              <w:rPr>
+                <w:sz w:val="18"/>
+              </w:rPr>
+            </w:r>
+            <w:r>
+              <w:rPr>
+                <w:sz w:val="18"/>
+              </w:rPr>
+              <w:t>200, вопросы и правильные ответы доступны staff</w:t>
+            </w:r>
+          </w:p>
+        </w:tc>
+      </w:tr>
+      <w:tr>
+        <w:tc>
+          <w:tcPr>
+            <w:tcW w:type="dxa" w:w="3324"/>
+          </w:tcPr>
+          <w:p>
+            <w:pPr>
+              <w:spacing w:after="20"/>
+            </w:pPr>
+            <w:r>
+              <w:rPr>
+                <w:sz w:val="18"/>
+              </w:rPr>
+            </w:r>
+            <w:r>
+              <w:rPr>
+                <w:sz w:val="18"/>
+              </w:rPr>
+              <w:t>ASM-05</w:t>
+            </w:r>
+          </w:p>
+        </w:tc>
+        <w:tc>
+          <w:tcPr>
+            <w:tcW w:type="dxa" w:w="3324"/>
+          </w:tcPr>
+          <w:p>
+            <w:pPr>
+              <w:spacing w:after="20"/>
+            </w:pPr>
+            <w:r>
+              <w:rPr>
+                <w:sz w:val="18"/>
+              </w:rPr>
+            </w:r>
+            <w:r>
+              <w:rPr>
+                <w:sz w:val="18"/>
+              </w:rPr>
+              <w:t>Назначение теста классу</w:t>
+            </w:r>
+          </w:p>
+        </w:tc>
+        <w:tc>
+          <w:tcPr>
+            <w:tcW w:type="dxa" w:w="3324"/>
+          </w:tcPr>
+          <w:p>
+            <w:pPr>
+              <w:spacing w:after="20"/>
+            </w:pPr>
+            <w:r>
+              <w:rPr>
+                <w:sz w:val="18"/>
+              </w:rPr>
+            </w:r>
+            <w:r>
+              <w:rPr>
+                <w:sz w:val="18"/>
+              </w:rPr>
+              <w:t xml:space="preserve">201, </w:t>
+            </w:r>
+            <w:r>
+              <w:rPr>
+                <w:rFonts w:ascii="Consolas" w:hAnsi="Consolas"/>
+                <w:sz w:val="18"/>
+              </w:rPr>
+              <w:t>target_type=class</w:t>
+            </w:r>
+            <w:r>
+              <w:rPr>
+                <w:sz w:val="18"/>
+              </w:rPr>
+              <w:t xml:space="preserve">, </w:t>
+            </w:r>
+            <w:r>
+              <w:rPr>
+                <w:rFonts w:ascii="Consolas" w:hAnsi="Consolas"/>
+                <w:sz w:val="18"/>
+              </w:rPr>
+              <w:t>status=published</w:t>
+            </w:r>
+          </w:p>
+        </w:tc>
+      </w:tr>
+      <w:tr>
+        <w:tc>
+          <w:tcPr>
+            <w:tcW w:type="dxa" w:w="3324"/>
+          </w:tcPr>
+          <w:p>
+            <w:pPr>
+              <w:spacing w:after="20"/>
+            </w:pPr>
+            <w:r>
+              <w:rPr>
+                <w:sz w:val="18"/>
+              </w:rPr>
+            </w:r>
+            <w:r>
+              <w:rPr>
+                <w:sz w:val="18"/>
+              </w:rPr>
+              <w:t>ASM-06</w:t>
+            </w:r>
+          </w:p>
+        </w:tc>
+        <w:tc>
+          <w:tcPr>
+            <w:tcW w:type="dxa" w:w="3324"/>
+          </w:tcPr>
+          <w:p>
+            <w:pPr>
+              <w:spacing w:after="20"/>
+            </w:pPr>
+            <w:r>
+              <w:rPr>
+                <w:sz w:val="18"/>
+              </w:rPr>
+            </w:r>
+            <w:r>
+              <w:rPr>
+                <w:sz w:val="18"/>
+              </w:rPr>
+              <w:t>Назначение теста ученику другой школы</w:t>
+            </w:r>
+          </w:p>
+        </w:tc>
+        <w:tc>
+          <w:tcPr>
+            <w:tcW w:type="dxa" w:w="3324"/>
+          </w:tcPr>
+          <w:p>
+            <w:pPr>
+              <w:spacing w:after="20"/>
+            </w:pPr>
+            <w:r>
+              <w:rPr>
+                <w:sz w:val="18"/>
+              </w:rPr>
+            </w:r>
+            <w:r>
+              <w:rPr>
+                <w:sz w:val="18"/>
+              </w:rPr>
+              <w:t>403</w:t>
+            </w:r>
+          </w:p>
+        </w:tc>
+      </w:tr>
+      <w:tr>
+        <w:tc>
+          <w:tcPr>
+            <w:tcW w:type="dxa" w:w="3324"/>
+          </w:tcPr>
+          <w:p>
+            <w:pPr>
+              <w:spacing w:after="20"/>
+            </w:pPr>
+            <w:r>
+              <w:rPr>
+                <w:sz w:val="18"/>
+              </w:rPr>
+            </w:r>
+            <w:r>
+              <w:rPr>
+                <w:sz w:val="18"/>
+              </w:rPr>
+              <w:t>ASM-07</w:t>
+            </w:r>
+          </w:p>
+        </w:tc>
+        <w:tc>
+          <w:tcPr>
+            <w:tcW w:type="dxa" w:w="3324"/>
+          </w:tcPr>
+          <w:p>
+            <w:pPr>
+              <w:spacing w:after="20"/>
+            </w:pPr>
+            <w:r>
+              <w:rPr>
+                <w:sz w:val="18"/>
+              </w:rPr>
+            </w:r>
+            <w:r>
+              <w:rPr>
+                <w:sz w:val="18"/>
+              </w:rPr>
+              <w:t>Сдача работы учеником</w:t>
+            </w:r>
+          </w:p>
+        </w:tc>
+        <w:tc>
+          <w:tcPr>
+            <w:tcW w:type="dxa" w:w="3324"/>
+          </w:tcPr>
+          <w:p>
+            <w:pPr>
+              <w:spacing w:after="20"/>
+            </w:pPr>
+            <w:r>
+              <w:rPr>
+                <w:sz w:val="18"/>
+              </w:rPr>
+            </w:r>
+            <w:r>
+              <w:rPr>
+                <w:sz w:val="18"/>
+              </w:rPr>
+              <w:t xml:space="preserve">200, </w:t>
+            </w:r>
+            <w:r>
+              <w:rPr>
+                <w:rFonts w:ascii="Consolas" w:hAnsi="Consolas"/>
+                <w:sz w:val="18"/>
+              </w:rPr>
+              <w:t>score</w:t>
+            </w:r>
+            <w:r>
+              <w:rPr>
+                <w:sz w:val="18"/>
+              </w:rPr>
+              <w:t xml:space="preserve">, </w:t>
+            </w:r>
+            <w:r>
+              <w:rPr>
+                <w:rFonts w:ascii="Consolas" w:hAnsi="Consolas"/>
+                <w:sz w:val="18"/>
+              </w:rPr>
+              <w:t>max_score</w:t>
+            </w:r>
+            <w:r>
+              <w:rPr>
+                <w:sz w:val="18"/>
+              </w:rPr>
+              <w:t xml:space="preserve">, </w:t>
+            </w:r>
+            <w:r>
+              <w:rPr>
+                <w:rFonts w:ascii="Consolas" w:hAnsi="Consolas"/>
+                <w:sz w:val="18"/>
+              </w:rPr>
+              <w:t>percent</w:t>
+            </w:r>
+            <w:r>
+              <w:rPr>
+                <w:sz w:val="18"/>
+              </w:rPr>
+              <w:t xml:space="preserve">, </w:t>
+            </w:r>
+            <w:r>
+              <w:rPr>
+                <w:rFonts w:ascii="Consolas" w:hAnsi="Consolas"/>
+                <w:sz w:val="18"/>
+              </w:rPr>
+              <w:t>grade</w:t>
+            </w:r>
+            <w:r>
+              <w:rPr>
+                <w:sz w:val="18"/>
+              </w:rPr>
+              <w:t xml:space="preserve">, </w:t>
+            </w:r>
+            <w:r>
+              <w:rPr>
+                <w:rFonts w:ascii="Consolas" w:hAnsi="Consolas"/>
+                <w:sz w:val="18"/>
+              </w:rPr>
+              <w:t>details</w:t>
+            </w:r>
+          </w:p>
+        </w:tc>
+      </w:tr>
+      <w:tr>
+        <w:tc>
+          <w:tcPr>
+            <w:tcW w:type="dxa" w:w="3324"/>
+          </w:tcPr>
+          <w:p>
+            <w:pPr>
+              <w:spacing w:after="20"/>
+            </w:pPr>
+            <w:r>
+              <w:rPr>
+                <w:sz w:val="18"/>
+              </w:rPr>
+            </w:r>
+            <w:r>
+              <w:rPr>
+                <w:sz w:val="18"/>
+              </w:rPr>
+              <w:t>ASM-08</w:t>
+            </w:r>
+          </w:p>
+        </w:tc>
+        <w:tc>
+          <w:tcPr>
+            <w:tcW w:type="dxa" w:w="3324"/>
+          </w:tcPr>
+          <w:p>
+            <w:pPr>
+              <w:spacing w:after="20"/>
+            </w:pPr>
+            <w:r>
+              <w:rPr>
+                <w:sz w:val="18"/>
+              </w:rPr>
+            </w:r>
+            <w:r>
+              <w:rPr>
+                <w:sz w:val="18"/>
+              </w:rPr>
+              <w:t>Повторная сдача сверх лимита попыток</w:t>
+            </w:r>
+          </w:p>
+        </w:tc>
+        <w:tc>
+          <w:tcPr>
+            <w:tcW w:type="dxa" w:w="3324"/>
+          </w:tcPr>
+          <w:p>
+            <w:pPr>
+              <w:spacing w:after="20"/>
+            </w:pPr>
+            <w:r>
+              <w:rPr>
+                <w:sz w:val="18"/>
+              </w:rPr>
+            </w:r>
+            <w:r>
+              <w:rPr>
+                <w:sz w:val="18"/>
+              </w:rPr>
+              <w:t>409</w:t>
+            </w:r>
+          </w:p>
+        </w:tc>
+      </w:tr>
+      <w:tr>
+        <w:tc>
+          <w:tcPr>
+            <w:tcW w:type="dxa" w:w="3324"/>
+          </w:tcPr>
+          <w:p>
+            <w:pPr>
+              <w:spacing w:after="20"/>
+            </w:pPr>
+            <w:r>
+              <w:rPr>
+                <w:sz w:val="18"/>
+              </w:rPr>
+            </w:r>
+            <w:r>
+              <w:rPr>
+                <w:sz w:val="18"/>
+              </w:rPr>
+              <w:t>ASM-09</w:t>
+            </w:r>
+          </w:p>
+        </w:tc>
+        <w:tc>
+          <w:tcPr>
+            <w:tcW w:type="dxa" w:w="3324"/>
+          </w:tcPr>
+          <w:p>
+            <w:pPr>
+              <w:spacing w:after="20"/>
+            </w:pPr>
+            <w:r>
+              <w:rPr>
+                <w:sz w:val="18"/>
+              </w:rPr>
+            </w:r>
+            <w:r>
+              <w:rPr>
+                <w:sz w:val="18"/>
+              </w:rPr>
+              <w:t xml:space="preserve">Идемпотентная сдача с тем же </w:t>
+            </w:r>
+            <w:r>
+              <w:rPr>
+                <w:rFonts w:ascii="Consolas" w:hAnsi="Consolas"/>
+                <w:sz w:val="18"/>
+              </w:rPr>
+              <w:t>operation_id</w:t>
+            </w:r>
+          </w:p>
+        </w:tc>
+        <w:tc>
+          <w:tcPr>
+            <w:tcW w:type="dxa" w:w="3324"/>
+          </w:tcPr>
+          <w:p>
+            <w:pPr>
+              <w:spacing w:after="20"/>
+            </w:pPr>
+            <w:r>
+              <w:rPr>
+                <w:sz w:val="18"/>
+              </w:rPr>
+            </w:r>
+            <w:r>
+              <w:rPr>
+                <w:sz w:val="18"/>
+              </w:rPr>
+              <w:t>Возвращается существующий результат</w:t>
+            </w:r>
+          </w:p>
+        </w:tc>
+      </w:tr>
+      <w:tr>
+        <w:tc>
+          <w:tcPr>
+            <w:tcW w:type="dxa" w:w="3324"/>
+          </w:tcPr>
+          <w:p>
+            <w:pPr>
+              <w:spacing w:after="20"/>
+            </w:pPr>
+            <w:r>
+              <w:rPr>
+                <w:sz w:val="18"/>
+              </w:rPr>
+            </w:r>
+            <w:r>
+              <w:rPr>
+                <w:sz w:val="18"/>
+              </w:rPr>
+              <w:t>ASM-10</w:t>
+            </w:r>
+          </w:p>
+        </w:tc>
+        <w:tc>
+          <w:tcPr>
+            <w:tcW w:type="dxa" w:w="3324"/>
+          </w:tcPr>
+          <w:p>
+            <w:pPr>
+              <w:spacing w:after="20"/>
+            </w:pPr>
+            <w:r>
+              <w:rPr>
+                <w:sz w:val="18"/>
+              </w:rPr>
+            </w:r>
+            <w:r>
+              <w:rPr>
+                <w:sz w:val="18"/>
+              </w:rPr>
+              <w:t>Просроченная сдача</w:t>
+            </w:r>
+          </w:p>
+        </w:tc>
+        <w:tc>
+          <w:tcPr>
+            <w:tcW w:type="dxa" w:w="3324"/>
+          </w:tcPr>
+          <w:p>
+            <w:pPr>
+              <w:spacing w:after="20"/>
+            </w:pPr>
+            <w:r>
+              <w:rPr>
+                <w:sz w:val="18"/>
+              </w:rPr>
+            </w:r>
+            <w:r>
+              <w:rPr>
+                <w:sz w:val="18"/>
+              </w:rPr>
+              <w:t xml:space="preserve">200, </w:t>
+            </w:r>
+            <w:r>
+              <w:rPr>
+                <w:rFonts w:ascii="Consolas" w:hAnsi="Consolas"/>
+                <w:sz w:val="18"/>
+              </w:rPr>
+              <w:t>late=true</w:t>
+            </w:r>
+          </w:p>
+        </w:tc>
+      </w:tr>
+      <w:tr>
+        <w:tc>
+          <w:tcPr>
+            <w:tcW w:type="dxa" w:w="3324"/>
+          </w:tcPr>
+          <w:p>
+            <w:pPr>
+              <w:spacing w:after="20"/>
+            </w:pPr>
+            <w:r>
+              <w:rPr>
+                <w:sz w:val="18"/>
+              </w:rPr>
+            </w:r>
+            <w:r>
+              <w:rPr>
+                <w:sz w:val="18"/>
+              </w:rPr>
+              <w:t>ASM-11</w:t>
+            </w:r>
+          </w:p>
+        </w:tc>
+        <w:tc>
+          <w:tcPr>
+            <w:tcW w:type="dxa" w:w="3324"/>
+          </w:tcPr>
+          <w:p>
+            <w:pPr>
+              <w:spacing w:after="20"/>
+            </w:pPr>
+            <w:r>
+              <w:rPr>
+                <w:sz w:val="18"/>
+              </w:rPr>
+            </w:r>
+            <w:r>
+              <w:rPr>
+                <w:sz w:val="18"/>
+              </w:rPr>
+              <w:t xml:space="preserve">Родитель запрашивает работу без </w:t>
+            </w:r>
+            <w:r>
+              <w:rPr>
+                <w:rFonts w:ascii="Consolas" w:hAnsi="Consolas"/>
+                <w:sz w:val="18"/>
+              </w:rPr>
+              <w:t>student_id</w:t>
+            </w:r>
+          </w:p>
+        </w:tc>
+        <w:tc>
+          <w:tcPr>
+            <w:tcW w:type="dxa" w:w="3324"/>
+          </w:tcPr>
+          <w:p>
+            <w:pPr>
+              <w:spacing w:after="20"/>
+            </w:pPr>
+            <w:r>
+              <w:rPr>
+                <w:sz w:val="18"/>
+              </w:rPr>
+            </w:r>
+            <w:r>
+              <w:rPr>
+                <w:sz w:val="18"/>
+              </w:rPr>
+              <w:t>400</w:t>
+            </w:r>
+          </w:p>
+        </w:tc>
+      </w:tr>
+      <w:tr>
+        <w:tc>
+          <w:tcPr>
+            <w:tcW w:type="dxa" w:w="3324"/>
+          </w:tcPr>
+          <w:p>
+            <w:pPr>
+              <w:spacing w:after="20"/>
+            </w:pPr>
+            <w:r>
+              <w:rPr>
+                <w:sz w:val="18"/>
+              </w:rPr>
+            </w:r>
+            <w:r>
+              <w:rPr>
+                <w:sz w:val="18"/>
+              </w:rPr>
+              <w:t>ASM-12</w:t>
+            </w:r>
+          </w:p>
+        </w:tc>
+        <w:tc>
+          <w:tcPr>
+            <w:tcW w:type="dxa" w:w="3324"/>
+          </w:tcPr>
+          <w:p>
+            <w:pPr>
+              <w:spacing w:after="20"/>
+            </w:pPr>
+            <w:r>
+              <w:rPr>
+                <w:sz w:val="18"/>
+              </w:rPr>
+            </w:r>
+            <w:r>
+              <w:rPr>
+                <w:sz w:val="18"/>
+              </w:rPr>
+              <w:t>Родитель запрашивает работу чужого ребёнка</w:t>
+            </w:r>
+          </w:p>
+        </w:tc>
+        <w:tc>
+          <w:tcPr>
+            <w:tcW w:type="dxa" w:w="3324"/>
+          </w:tcPr>
+          <w:p>
+            <w:pPr>
+              <w:spacing w:after="20"/>
+            </w:pPr>
+            <w:r>
+              <w:rPr>
+                <w:sz w:val="18"/>
+              </w:rPr>
+            </w:r>
+            <w:r>
+              <w:rPr>
+                <w:sz w:val="18"/>
+              </w:rPr>
+              <w:t>403</w:t>
+            </w:r>
+          </w:p>
+        </w:tc>
+      </w:tr>
+      <w:tr>
+        <w:tc>
+          <w:tcPr>
+            <w:tcW w:type="dxa" w:w="3324"/>
+          </w:tcPr>
+          <w:p>
+            <w:pPr>
+              <w:spacing w:after="20"/>
+            </w:pPr>
+            <w:r>
+              <w:rPr>
+                <w:sz w:val="18"/>
+              </w:rPr>
+            </w:r>
+            <w:r>
+              <w:rPr>
+                <w:sz w:val="18"/>
+              </w:rPr>
+              <w:t>ASM-13</w:t>
+            </w:r>
+          </w:p>
+        </w:tc>
+        <w:tc>
+          <w:tcPr>
+            <w:tcW w:type="dxa" w:w="3324"/>
+          </w:tcPr>
+          <w:p>
+            <w:pPr>
+              <w:spacing w:after="20"/>
+            </w:pPr>
+            <w:r>
+              <w:rPr>
+                <w:sz w:val="18"/>
+              </w:rPr>
+            </w:r>
+            <w:r>
+              <w:rPr>
+                <w:sz w:val="18"/>
+              </w:rPr>
+              <w:t xml:space="preserve">Автопроверка числа </w:t>
+            </w:r>
+            <w:r>
+              <w:rPr>
+                <w:rFonts w:ascii="Consolas" w:hAnsi="Consolas"/>
+                <w:sz w:val="18"/>
+              </w:rPr>
+              <w:t>3,5</w:t>
+            </w:r>
+            <w:r>
+              <w:rPr>
+                <w:sz w:val="18"/>
+              </w:rPr>
+              <w:t xml:space="preserve"> и </w:t>
+            </w:r>
+            <w:r>
+              <w:rPr>
+                <w:rFonts w:ascii="Consolas" w:hAnsi="Consolas"/>
+                <w:sz w:val="18"/>
+              </w:rPr>
+              <w:t>3.5</w:t>
+            </w:r>
+          </w:p>
+        </w:tc>
+        <w:tc>
+          <w:tcPr>
+            <w:tcW w:type="dxa" w:w="3324"/>
+          </w:tcPr>
+          <w:p>
+            <w:pPr>
+              <w:spacing w:after="20"/>
+            </w:pPr>
+            <w:r>
+              <w:rPr>
+                <w:sz w:val="18"/>
+              </w:rPr>
+            </w:r>
+            <w:r>
+              <w:rPr>
+                <w:sz w:val="18"/>
+              </w:rPr>
+              <w:t>Оба варианта верны</w:t>
+            </w:r>
+          </w:p>
+        </w:tc>
+      </w:tr>
+      <w:tr>
+        <w:tc>
+          <w:tcPr>
+            <w:tcW w:type="dxa" w:w="3324"/>
+          </w:tcPr>
+          <w:p>
+            <w:pPr>
+              <w:spacing w:after="20"/>
+            </w:pPr>
+            <w:r>
+              <w:rPr>
+                <w:sz w:val="18"/>
+              </w:rPr>
+            </w:r>
+            <w:r>
+              <w:rPr>
+                <w:sz w:val="18"/>
+              </w:rPr>
+              <w:t>ASM-14</w:t>
+            </w:r>
+          </w:p>
+        </w:tc>
+        <w:tc>
+          <w:tcPr>
+            <w:tcW w:type="dxa" w:w="3324"/>
+          </w:tcPr>
+          <w:p>
+            <w:pPr>
+              <w:spacing w:after="20"/>
+            </w:pPr>
+            <w:r>
+              <w:rPr>
+                <w:sz w:val="18"/>
+              </w:rPr>
+            </w:r>
+            <w:r>
+              <w:rPr>
+                <w:sz w:val="18"/>
+              </w:rPr>
+              <w:t>Автопроверка дроби, смешанного числа, времени</w:t>
+            </w:r>
+          </w:p>
+        </w:tc>
+        <w:tc>
+          <w:tcPr>
+            <w:tcW w:type="dxa" w:w="3324"/>
+          </w:tcPr>
+          <w:p>
+            <w:pPr>
+              <w:spacing w:after="20"/>
+            </w:pPr>
+            <w:r>
+              <w:rPr>
+                <w:sz w:val="18"/>
+              </w:rPr>
+            </w:r>
+            <w:r>
+              <w:rPr>
+                <w:rFonts w:ascii="Consolas" w:hAnsi="Consolas"/>
+                <w:sz w:val="18"/>
+              </w:rPr>
+              <w:t>1/2</w:t>
+            </w:r>
+            <w:r>
+              <w:rPr>
+                <w:sz w:val="18"/>
+              </w:rPr>
+              <w:t xml:space="preserve">, </w:t>
+            </w:r>
+            <w:r>
+              <w:rPr>
+                <w:rFonts w:ascii="Consolas" w:hAnsi="Consolas"/>
+                <w:sz w:val="18"/>
+              </w:rPr>
+              <w:t>0,5</w:t>
+            </w:r>
+            <w:r>
+              <w:rPr>
+                <w:sz w:val="18"/>
+              </w:rPr>
+              <w:t xml:space="preserve">, </w:t>
+            </w:r>
+            <w:r>
+              <w:rPr>
+                <w:rFonts w:ascii="Consolas" w:hAnsi="Consolas"/>
+                <w:sz w:val="18"/>
+              </w:rPr>
+              <w:t>2 1/2</w:t>
+            </w:r>
+            <w:r>
+              <w:rPr>
+                <w:sz w:val="18"/>
+              </w:rPr>
+              <w:t xml:space="preserve">, </w:t>
+            </w:r>
+            <w:r>
+              <w:rPr>
+                <w:rFonts w:ascii="Consolas" w:hAnsi="Consolas"/>
+                <w:sz w:val="18"/>
+              </w:rPr>
+              <w:t>3.05</w:t>
+            </w:r>
+            <w:r>
+              <w:rPr>
+                <w:sz w:val="18"/>
+              </w:rPr>
+              <w:t xml:space="preserve">, </w:t>
+            </w:r>
+            <w:r>
+              <w:rPr>
+                <w:rFonts w:ascii="Consolas" w:hAnsi="Consolas"/>
+                <w:sz w:val="18"/>
+              </w:rPr>
+              <w:t>305</w:t>
+            </w:r>
+            <w:r>
+              <w:rPr>
+                <w:sz w:val="18"/>
+              </w:rPr>
+              <w:t xml:space="preserve"> распознаются</w:t>
+            </w:r>
+          </w:p>
+        </w:tc>
+      </w:tr>
+      <w:tr>
+        <w:tc>
+          <w:tcPr>
+            <w:tcW w:type="dxa" w:w="3324"/>
+          </w:tcPr>
+          <w:p>
+            <w:pPr>
+              <w:spacing w:after="20"/>
+            </w:pPr>
+            <w:r>
+              <w:rPr>
+                <w:sz w:val="18"/>
+              </w:rPr>
+            </w:r>
+            <w:r>
+              <w:rPr>
+                <w:sz w:val="18"/>
+              </w:rPr>
+              <w:t>ASM-15</w:t>
+            </w:r>
+          </w:p>
+        </w:tc>
+        <w:tc>
+          <w:tcPr>
+            <w:tcW w:type="dxa" w:w="3324"/>
+          </w:tcPr>
+          <w:p>
+            <w:pPr>
+              <w:spacing w:after="20"/>
+            </w:pPr>
+            <w:r>
+              <w:rPr>
+                <w:sz w:val="18"/>
+              </w:rPr>
+            </w:r>
+            <w:r>
+              <w:rPr>
+                <w:sz w:val="18"/>
+              </w:rPr>
+              <w:t>Автопроверка диктанта</w:t>
+            </w:r>
+          </w:p>
+        </w:tc>
+        <w:tc>
+          <w:tcPr>
+            <w:tcW w:type="dxa" w:w="3324"/>
+          </w:tcPr>
+          <w:p>
+            <w:pPr>
+              <w:spacing w:after="20"/>
+            </w:pPr>
+            <w:r>
+              <w:rPr>
+                <w:sz w:val="18"/>
+              </w:rPr>
+            </w:r>
+            <w:r>
+              <w:rPr>
+                <w:sz w:val="18"/>
+              </w:rPr>
+              <w:t>Сходство ≥ 60 % — верно</w:t>
+            </w:r>
+          </w:p>
+        </w:tc>
+      </w:tr>
+      <w:tr>
+        <w:tc>
+          <w:tcPr>
+            <w:tcW w:type="dxa" w:w="3324"/>
+          </w:tcPr>
+          <w:p>
+            <w:pPr>
+              <w:spacing w:after="20"/>
+            </w:pPr>
+            <w:r>
+              <w:rPr>
+                <w:sz w:val="18"/>
+              </w:rPr>
+            </w:r>
+            <w:r>
+              <w:rPr>
+                <w:sz w:val="18"/>
+              </w:rPr>
+              <w:t>ASM-16</w:t>
+            </w:r>
+          </w:p>
+        </w:tc>
+        <w:tc>
+          <w:tcPr>
+            <w:tcW w:type="dxa" w:w="3324"/>
+          </w:tcPr>
+          <w:p>
+            <w:pPr>
+              <w:spacing w:after="20"/>
+            </w:pPr>
+            <w:r>
+              <w:rPr>
+                <w:sz w:val="18"/>
+              </w:rPr>
+            </w:r>
+            <w:r>
+              <w:rPr>
+                <w:sz w:val="18"/>
+              </w:rPr>
+              <w:t xml:space="preserve">OpenAPI содержит все маршруты </w:t>
+            </w:r>
+            <w:r>
+              <w:rPr>
+                <w:rFonts w:ascii="Consolas" w:hAnsi="Consolas"/>
+                <w:sz w:val="18"/>
+              </w:rPr>
+              <w:t>/assessment/*</w:t>
+            </w:r>
+          </w:p>
+        </w:tc>
+        <w:tc>
+          <w:tcPr>
+            <w:tcW w:type="dxa" w:w="3324"/>
+          </w:tcPr>
+          <w:p>
+            <w:pPr>
+              <w:spacing w:after="20"/>
+            </w:pPr>
+            <w:r>
+              <w:rPr>
+                <w:sz w:val="18"/>
+              </w:rPr>
+            </w:r>
+            <w:r>
+              <w:rPr>
+                <w:sz w:val="18"/>
+              </w:rPr>
+              <w:t>200, схема валидна</w:t>
+            </w:r>
+          </w:p>
+        </w:tc>
+      </w:tr>
+    </w:tbl>
+    <w:p/>
+    <w:p>
+      <w:pPr>
         <w:pStyle w:val="Heading2"/>
       </w:pPr>
       <w:r>

--- a/docs/word/06-testing/02-programma-i-metodika-ispytaniy.docx
+++ b/docs/word/06-testing/02-programma-i-metodika-ispytaniy.docx
@@ -365,7 +365,7 @@
               <w:rPr>
                 <w:sz w:val="18"/>
               </w:rPr>
-              <w:t>0.3</w:t>
+              <w:t>0.4</w:t>
             </w:r>
           </w:p>
         </w:tc>
@@ -3442,6 +3442,925 @@
                 <w:sz w:val="18"/>
               </w:rPr>
               <w:t>200, схема валидна</w:t>
+            </w:r>
+          </w:p>
+        </w:tc>
+      </w:tr>
+    </w:tbl>
+    <w:p/>
+    <w:p>
+      <w:pPr>
+        <w:pStyle w:val="Heading3"/>
+      </w:pPr>
+      <w:r>
+        <w:t>5.13. Журнал (journal)</w:t>
+      </w:r>
+    </w:p>
+    <w:p>
+      <w:r>
+        <w:t xml:space="preserve">Автотесты: </w:t>
+      </w:r>
+      <w:r>
+        <w:rPr>
+          <w:rFonts w:ascii="Consolas" w:hAnsi="Consolas"/>
+          <w:sz w:val="18"/>
+        </w:rPr>
+        <w:t>backend/tests/test_journal_api.py</w:t>
+      </w:r>
+      <w:r>
+        <w:t>.</w:t>
+      </w:r>
+    </w:p>
+    <w:tbl>
+      <w:tblPr>
+        <w:tblStyle w:val="TableGrid"/>
+        <w:tblW w:type="auto" w:w="0"/>
+        <w:jc w:val="center"/>
+        <w:tblLook w:firstColumn="1" w:firstRow="1" w:lastColumn="0" w:lastRow="0" w:noHBand="0" w:noVBand="1" w:val="04A0"/>
+      </w:tblPr>
+      <w:tblGrid>
+        <w:gridCol w:w="3324"/>
+        <w:gridCol w:w="3324"/>
+        <w:gridCol w:w="3324"/>
+      </w:tblGrid>
+      <w:tr>
+        <w:tc>
+          <w:tcPr>
+            <w:tcW w:type="dxa" w:w="3324"/>
+            <w:shd w:val="clear" w:color="auto" w:fill="E8EEF5"/>
+          </w:tcPr>
+          <w:p>
+            <w:pPr>
+              <w:spacing w:after="20"/>
+            </w:pPr>
+            <w:r>
+              <w:rPr>
+                <w:b/>
+                <w:sz w:val="18"/>
+              </w:rPr>
+            </w:r>
+            <w:r>
+              <w:rPr>
+                <w:b/>
+                <w:sz w:val="18"/>
+              </w:rPr>
+              <w:t>ID</w:t>
+            </w:r>
+          </w:p>
+        </w:tc>
+        <w:tc>
+          <w:tcPr>
+            <w:tcW w:type="dxa" w:w="3324"/>
+            <w:shd w:val="clear" w:color="auto" w:fill="E8EEF5"/>
+          </w:tcPr>
+          <w:p>
+            <w:pPr>
+              <w:spacing w:after="20"/>
+            </w:pPr>
+            <w:r>
+              <w:rPr>
+                <w:b/>
+                <w:sz w:val="18"/>
+              </w:rPr>
+            </w:r>
+            <w:r>
+              <w:rPr>
+                <w:b/>
+                <w:sz w:val="18"/>
+              </w:rPr>
+              <w:t>Сценарий</w:t>
+            </w:r>
+          </w:p>
+        </w:tc>
+        <w:tc>
+          <w:tcPr>
+            <w:tcW w:type="dxa" w:w="3324"/>
+            <w:shd w:val="clear" w:color="auto" w:fill="E8EEF5"/>
+          </w:tcPr>
+          <w:p>
+            <w:pPr>
+              <w:spacing w:after="20"/>
+            </w:pPr>
+            <w:r>
+              <w:rPr>
+                <w:b/>
+                <w:sz w:val="18"/>
+              </w:rPr>
+            </w:r>
+            <w:r>
+              <w:rPr>
+                <w:b/>
+                <w:sz w:val="18"/>
+              </w:rPr>
+              <w:t>Ожидаемый результат</w:t>
+            </w:r>
+          </w:p>
+        </w:tc>
+      </w:tr>
+      <w:tr>
+        <w:tc>
+          <w:tcPr>
+            <w:tcW w:type="dxa" w:w="3324"/>
+          </w:tcPr>
+          <w:p>
+            <w:pPr>
+              <w:spacing w:after="20"/>
+            </w:pPr>
+            <w:r>
+              <w:rPr>
+                <w:sz w:val="18"/>
+              </w:rPr>
+            </w:r>
+            <w:r>
+              <w:rPr>
+                <w:sz w:val="18"/>
+              </w:rPr>
+              <w:t>JRN-01</w:t>
+            </w:r>
+          </w:p>
+        </w:tc>
+        <w:tc>
+          <w:tcPr>
+            <w:tcW w:type="dxa" w:w="3324"/>
+          </w:tcPr>
+          <w:p>
+            <w:pPr>
+              <w:spacing w:after="20"/>
+            </w:pPr>
+            <w:r>
+              <w:rPr>
+                <w:sz w:val="18"/>
+              </w:rPr>
+            </w:r>
+            <w:r>
+              <w:rPr>
+                <w:sz w:val="18"/>
+              </w:rPr>
+              <w:t xml:space="preserve">OpenAPI содержит маршруты </w:t>
+            </w:r>
+            <w:r>
+              <w:rPr>
+                <w:rFonts w:ascii="Consolas" w:hAnsi="Consolas"/>
+                <w:sz w:val="18"/>
+              </w:rPr>
+              <w:t>/journal/*</w:t>
+            </w:r>
+          </w:p>
+        </w:tc>
+        <w:tc>
+          <w:tcPr>
+            <w:tcW w:type="dxa" w:w="3324"/>
+          </w:tcPr>
+          <w:p>
+            <w:pPr>
+              <w:spacing w:after="20"/>
+            </w:pPr>
+            <w:r>
+              <w:rPr>
+                <w:sz w:val="18"/>
+              </w:rPr>
+            </w:r>
+            <w:r>
+              <w:rPr>
+                <w:sz w:val="18"/>
+              </w:rPr>
+              <w:t>Все пути объявлены</w:t>
+            </w:r>
+          </w:p>
+        </w:tc>
+      </w:tr>
+      <w:tr>
+        <w:tc>
+          <w:tcPr>
+            <w:tcW w:type="dxa" w:w="3324"/>
+          </w:tcPr>
+          <w:p>
+            <w:pPr>
+              <w:spacing w:after="20"/>
+            </w:pPr>
+            <w:r>
+              <w:rPr>
+                <w:sz w:val="18"/>
+              </w:rPr>
+            </w:r>
+            <w:r>
+              <w:rPr>
+                <w:sz w:val="18"/>
+              </w:rPr>
+              <w:t>JRN-02</w:t>
+            </w:r>
+          </w:p>
+        </w:tc>
+        <w:tc>
+          <w:tcPr>
+            <w:tcW w:type="dxa" w:w="3324"/>
+          </w:tcPr>
+          <w:p>
+            <w:pPr>
+              <w:spacing w:after="20"/>
+            </w:pPr>
+            <w:r>
+              <w:rPr>
+                <w:sz w:val="18"/>
+              </w:rPr>
+            </w:r>
+            <w:r>
+              <w:rPr>
+                <w:sz w:val="18"/>
+              </w:rPr>
+              <w:t>Запрос журнала без токена</w:t>
+            </w:r>
+          </w:p>
+        </w:tc>
+        <w:tc>
+          <w:tcPr>
+            <w:tcW w:type="dxa" w:w="3324"/>
+          </w:tcPr>
+          <w:p>
+            <w:pPr>
+              <w:spacing w:after="20"/>
+            </w:pPr>
+            <w:r>
+              <w:rPr>
+                <w:sz w:val="18"/>
+              </w:rPr>
+            </w:r>
+            <w:r>
+              <w:rPr>
+                <w:sz w:val="18"/>
+              </w:rPr>
+              <w:t>401</w:t>
+            </w:r>
+          </w:p>
+        </w:tc>
+      </w:tr>
+      <w:tr>
+        <w:tc>
+          <w:tcPr>
+            <w:tcW w:type="dxa" w:w="3324"/>
+          </w:tcPr>
+          <w:p>
+            <w:pPr>
+              <w:spacing w:after="20"/>
+            </w:pPr>
+            <w:r>
+              <w:rPr>
+                <w:sz w:val="18"/>
+              </w:rPr>
+            </w:r>
+            <w:r>
+              <w:rPr>
+                <w:sz w:val="18"/>
+              </w:rPr>
+              <w:t>JRN-03</w:t>
+            </w:r>
+          </w:p>
+        </w:tc>
+        <w:tc>
+          <w:tcPr>
+            <w:tcW w:type="dxa" w:w="3324"/>
+          </w:tcPr>
+          <w:p>
+            <w:pPr>
+              <w:spacing w:after="20"/>
+            </w:pPr>
+            <w:r>
+              <w:rPr>
+                <w:sz w:val="18"/>
+              </w:rPr>
+            </w:r>
+            <w:r>
+              <w:rPr>
+                <w:sz w:val="18"/>
+              </w:rPr>
+              <w:t>Ученик получает расписание своего класса</w:t>
+            </w:r>
+          </w:p>
+        </w:tc>
+        <w:tc>
+          <w:tcPr>
+            <w:tcW w:type="dxa" w:w="3324"/>
+          </w:tcPr>
+          <w:p>
+            <w:pPr>
+              <w:spacing w:after="20"/>
+            </w:pPr>
+            <w:r>
+              <w:rPr>
+                <w:sz w:val="18"/>
+              </w:rPr>
+            </w:r>
+            <w:r>
+              <w:rPr>
+                <w:sz w:val="18"/>
+              </w:rPr>
+              <w:t>200, уроки и названия предметов</w:t>
+            </w:r>
+          </w:p>
+        </w:tc>
+      </w:tr>
+      <w:tr>
+        <w:tc>
+          <w:tcPr>
+            <w:tcW w:type="dxa" w:w="3324"/>
+          </w:tcPr>
+          <w:p>
+            <w:pPr>
+              <w:spacing w:after="20"/>
+            </w:pPr>
+            <w:r>
+              <w:rPr>
+                <w:sz w:val="18"/>
+              </w:rPr>
+            </w:r>
+            <w:r>
+              <w:rPr>
+                <w:sz w:val="18"/>
+              </w:rPr>
+              <w:t>JRN-04</w:t>
+            </w:r>
+          </w:p>
+        </w:tc>
+        <w:tc>
+          <w:tcPr>
+            <w:tcW w:type="dxa" w:w="3324"/>
+          </w:tcPr>
+          <w:p>
+            <w:pPr>
+              <w:spacing w:after="20"/>
+            </w:pPr>
+            <w:r>
+              <w:rPr>
+                <w:sz w:val="18"/>
+              </w:rPr>
+            </w:r>
+            <w:r>
+              <w:rPr>
+                <w:sz w:val="18"/>
+              </w:rPr>
+              <w:t>Ученик запрашивает чужие записи</w:t>
+            </w:r>
+          </w:p>
+        </w:tc>
+        <w:tc>
+          <w:tcPr>
+            <w:tcW w:type="dxa" w:w="3324"/>
+          </w:tcPr>
+          <w:p>
+            <w:pPr>
+              <w:spacing w:after="20"/>
+            </w:pPr>
+            <w:r>
+              <w:rPr>
+                <w:sz w:val="18"/>
+              </w:rPr>
+            </w:r>
+            <w:r>
+              <w:rPr>
+                <w:sz w:val="18"/>
+              </w:rPr>
+              <w:t>403</w:t>
+            </w:r>
+          </w:p>
+        </w:tc>
+      </w:tr>
+      <w:tr>
+        <w:tc>
+          <w:tcPr>
+            <w:tcW w:type="dxa" w:w="3324"/>
+          </w:tcPr>
+          <w:p>
+            <w:pPr>
+              <w:spacing w:after="20"/>
+            </w:pPr>
+            <w:r>
+              <w:rPr>
+                <w:sz w:val="18"/>
+              </w:rPr>
+            </w:r>
+            <w:r>
+              <w:rPr>
+                <w:sz w:val="18"/>
+              </w:rPr>
+              <w:t>JRN-05</w:t>
+            </w:r>
+          </w:p>
+        </w:tc>
+        <w:tc>
+          <w:tcPr>
+            <w:tcW w:type="dxa" w:w="3324"/>
+          </w:tcPr>
+          <w:p>
+            <w:pPr>
+              <w:spacing w:after="20"/>
+            </w:pPr>
+            <w:r>
+              <w:rPr>
+                <w:sz w:val="18"/>
+              </w:rPr>
+            </w:r>
+            <w:r>
+              <w:rPr>
+                <w:sz w:val="18"/>
+              </w:rPr>
+              <w:t xml:space="preserve">Родитель без </w:t>
+            </w:r>
+            <w:r>
+              <w:rPr>
+                <w:rFonts w:ascii="Consolas" w:hAnsi="Consolas"/>
+                <w:sz w:val="18"/>
+              </w:rPr>
+              <w:t>student_id</w:t>
+            </w:r>
+          </w:p>
+        </w:tc>
+        <w:tc>
+          <w:tcPr>
+            <w:tcW w:type="dxa" w:w="3324"/>
+          </w:tcPr>
+          <w:p>
+            <w:pPr>
+              <w:spacing w:after="20"/>
+            </w:pPr>
+            <w:r>
+              <w:rPr>
+                <w:sz w:val="18"/>
+              </w:rPr>
+            </w:r>
+            <w:r>
+              <w:rPr>
+                <w:sz w:val="18"/>
+              </w:rPr>
+              <w:t>400</w:t>
+            </w:r>
+          </w:p>
+        </w:tc>
+      </w:tr>
+      <w:tr>
+        <w:tc>
+          <w:tcPr>
+            <w:tcW w:type="dxa" w:w="3324"/>
+          </w:tcPr>
+          <w:p>
+            <w:pPr>
+              <w:spacing w:after="20"/>
+            </w:pPr>
+            <w:r>
+              <w:rPr>
+                <w:sz w:val="18"/>
+              </w:rPr>
+            </w:r>
+            <w:r>
+              <w:rPr>
+                <w:sz w:val="18"/>
+              </w:rPr>
+              <w:t>JRN-06</w:t>
+            </w:r>
+          </w:p>
+        </w:tc>
+        <w:tc>
+          <w:tcPr>
+            <w:tcW w:type="dxa" w:w="3324"/>
+          </w:tcPr>
+          <w:p>
+            <w:pPr>
+              <w:spacing w:after="20"/>
+            </w:pPr>
+            <w:r>
+              <w:rPr>
+                <w:sz w:val="18"/>
+              </w:rPr>
+            </w:r>
+            <w:r>
+              <w:rPr>
+                <w:sz w:val="18"/>
+              </w:rPr>
+              <w:t>Администратор выставляет оценку и посещаемость</w:t>
+            </w:r>
+          </w:p>
+        </w:tc>
+        <w:tc>
+          <w:tcPr>
+            <w:tcW w:type="dxa" w:w="3324"/>
+          </w:tcPr>
+          <w:p>
+            <w:pPr>
+              <w:spacing w:after="20"/>
+            </w:pPr>
+            <w:r>
+              <w:rPr>
+                <w:sz w:val="18"/>
+              </w:rPr>
+            </w:r>
+            <w:r>
+              <w:rPr>
+                <w:sz w:val="18"/>
+              </w:rPr>
+              <w:t>200, grade/attendance сохранены</w:t>
+            </w:r>
+          </w:p>
+        </w:tc>
+      </w:tr>
+      <w:tr>
+        <w:tc>
+          <w:tcPr>
+            <w:tcW w:type="dxa" w:w="3324"/>
+          </w:tcPr>
+          <w:p>
+            <w:pPr>
+              <w:spacing w:after="20"/>
+            </w:pPr>
+            <w:r>
+              <w:rPr>
+                <w:sz w:val="18"/>
+              </w:rPr>
+            </w:r>
+            <w:r>
+              <w:rPr>
+                <w:sz w:val="18"/>
+              </w:rPr>
+              <w:t>JRN-07</w:t>
+            </w:r>
+          </w:p>
+        </w:tc>
+        <w:tc>
+          <w:tcPr>
+            <w:tcW w:type="dxa" w:w="3324"/>
+          </w:tcPr>
+          <w:p>
+            <w:pPr>
+              <w:spacing w:after="20"/>
+            </w:pPr>
+            <w:r>
+              <w:rPr>
+                <w:sz w:val="18"/>
+              </w:rPr>
+            </w:r>
+            <w:r>
+              <w:rPr>
+                <w:sz w:val="18"/>
+              </w:rPr>
+              <w:t>Массовое выставление по классу</w:t>
+            </w:r>
+          </w:p>
+        </w:tc>
+        <w:tc>
+          <w:tcPr>
+            <w:tcW w:type="dxa" w:w="3324"/>
+          </w:tcPr>
+          <w:p>
+            <w:pPr>
+              <w:spacing w:after="20"/>
+            </w:pPr>
+            <w:r>
+              <w:rPr>
+                <w:sz w:val="18"/>
+              </w:rPr>
+            </w:r>
+            <w:r>
+              <w:rPr>
+                <w:sz w:val="18"/>
+              </w:rPr>
+              <w:t xml:space="preserve">200, </w:t>
+            </w:r>
+            <w:r>
+              <w:rPr>
+                <w:rFonts w:ascii="Consolas" w:hAnsi="Consolas"/>
+                <w:sz w:val="18"/>
+              </w:rPr>
+              <w:t>created=2</w:t>
+            </w:r>
+          </w:p>
+        </w:tc>
+      </w:tr>
+      <w:tr>
+        <w:tc>
+          <w:tcPr>
+            <w:tcW w:type="dxa" w:w="3324"/>
+          </w:tcPr>
+          <w:p>
+            <w:pPr>
+              <w:spacing w:after="20"/>
+            </w:pPr>
+            <w:r>
+              <w:rPr>
+                <w:sz w:val="18"/>
+              </w:rPr>
+            </w:r>
+            <w:r>
+              <w:rPr>
+                <w:sz w:val="18"/>
+              </w:rPr>
+              <w:t>JRN-08</w:t>
+            </w:r>
+          </w:p>
+        </w:tc>
+        <w:tc>
+          <w:tcPr>
+            <w:tcW w:type="dxa" w:w="3324"/>
+          </w:tcPr>
+          <w:p>
+            <w:pPr>
+              <w:spacing w:after="20"/>
+            </w:pPr>
+            <w:r>
+              <w:rPr>
+                <w:sz w:val="18"/>
+              </w:rPr>
+            </w:r>
+            <w:r>
+              <w:rPr>
+                <w:sz w:val="18"/>
+              </w:rPr>
+              <w:t>Сводка по ученику</w:t>
+            </w:r>
+          </w:p>
+        </w:tc>
+        <w:tc>
+          <w:tcPr>
+            <w:tcW w:type="dxa" w:w="3324"/>
+          </w:tcPr>
+          <w:p>
+            <w:pPr>
+              <w:spacing w:after="20"/>
+            </w:pPr>
+            <w:r>
+              <w:rPr>
+                <w:sz w:val="18"/>
+              </w:rPr>
+            </w:r>
+            <w:r>
+              <w:rPr>
+                <w:sz w:val="18"/>
+              </w:rPr>
+              <w:t>Средний балл и counts посещаемости</w:t>
+            </w:r>
+          </w:p>
+        </w:tc>
+      </w:tr>
+      <w:tr>
+        <w:tc>
+          <w:tcPr>
+            <w:tcW w:type="dxa" w:w="3324"/>
+          </w:tcPr>
+          <w:p>
+            <w:pPr>
+              <w:spacing w:after="20"/>
+            </w:pPr>
+            <w:r>
+              <w:rPr>
+                <w:sz w:val="18"/>
+              </w:rPr>
+            </w:r>
+            <w:r>
+              <w:rPr>
+                <w:sz w:val="18"/>
+              </w:rPr>
+              <w:t>JRN-09</w:t>
+            </w:r>
+          </w:p>
+        </w:tc>
+        <w:tc>
+          <w:tcPr>
+            <w:tcW w:type="dxa" w:w="3324"/>
+          </w:tcPr>
+          <w:p>
+            <w:pPr>
+              <w:spacing w:after="20"/>
+            </w:pPr>
+            <w:r>
+              <w:rPr>
+                <w:sz w:val="18"/>
+              </w:rPr>
+            </w:r>
+            <w:r>
+              <w:rPr>
+                <w:sz w:val="18"/>
+              </w:rPr>
+              <w:t>Некорректный интервал урока</w:t>
+            </w:r>
+          </w:p>
+        </w:tc>
+        <w:tc>
+          <w:tcPr>
+            <w:tcW w:type="dxa" w:w="3324"/>
+          </w:tcPr>
+          <w:p>
+            <w:pPr>
+              <w:spacing w:after="20"/>
+            </w:pPr>
+            <w:r>
+              <w:rPr>
+                <w:sz w:val="18"/>
+              </w:rPr>
+            </w:r>
+            <w:r>
+              <w:rPr>
+                <w:sz w:val="18"/>
+              </w:rPr>
+              <w:t>422</w:t>
+            </w:r>
+          </w:p>
+        </w:tc>
+      </w:tr>
+      <w:tr>
+        <w:tc>
+          <w:tcPr>
+            <w:tcW w:type="dxa" w:w="3324"/>
+          </w:tcPr>
+          <w:p>
+            <w:pPr>
+              <w:spacing w:after="20"/>
+            </w:pPr>
+            <w:r>
+              <w:rPr>
+                <w:sz w:val="18"/>
+              </w:rPr>
+            </w:r>
+            <w:r>
+              <w:rPr>
+                <w:sz w:val="18"/>
+              </w:rPr>
+              <w:t>JRN-10</w:t>
+            </w:r>
+          </w:p>
+        </w:tc>
+        <w:tc>
+          <w:tcPr>
+            <w:tcW w:type="dxa" w:w="3324"/>
+          </w:tcPr>
+          <w:p>
+            <w:pPr>
+              <w:spacing w:after="20"/>
+            </w:pPr>
+            <w:r>
+              <w:rPr>
+                <w:sz w:val="18"/>
+              </w:rPr>
+            </w:r>
+            <w:r>
+              <w:rPr>
+                <w:sz w:val="18"/>
+              </w:rPr>
+              <w:t>Учитель редактирует чужой класс</w:t>
+            </w:r>
+          </w:p>
+        </w:tc>
+        <w:tc>
+          <w:tcPr>
+            <w:tcW w:type="dxa" w:w="3324"/>
+          </w:tcPr>
+          <w:p>
+            <w:pPr>
+              <w:spacing w:after="20"/>
+            </w:pPr>
+            <w:r>
+              <w:rPr>
+                <w:sz w:val="18"/>
+              </w:rPr>
+            </w:r>
+            <w:r>
+              <w:rPr>
+                <w:sz w:val="18"/>
+              </w:rPr>
+              <w:t>403</w:t>
+            </w:r>
+          </w:p>
+        </w:tc>
+      </w:tr>
+      <w:tr>
+        <w:tc>
+          <w:tcPr>
+            <w:tcW w:type="dxa" w:w="3324"/>
+          </w:tcPr>
+          <w:p>
+            <w:pPr>
+              <w:spacing w:after="20"/>
+            </w:pPr>
+            <w:r>
+              <w:rPr>
+                <w:sz w:val="18"/>
+              </w:rPr>
+            </w:r>
+            <w:r>
+              <w:rPr>
+                <w:sz w:val="18"/>
+              </w:rPr>
+              <w:t>JRN-11</w:t>
+            </w:r>
+          </w:p>
+        </w:tc>
+        <w:tc>
+          <w:tcPr>
+            <w:tcW w:type="dxa" w:w="3324"/>
+          </w:tcPr>
+          <w:p>
+            <w:pPr>
+              <w:spacing w:after="20"/>
+            </w:pPr>
+            <w:r>
+              <w:rPr>
+                <w:sz w:val="18"/>
+              </w:rPr>
+            </w:r>
+            <w:r>
+              <w:rPr>
+                <w:sz w:val="18"/>
+              </w:rPr>
+              <w:t>Повторное выставление по тому же ключу</w:t>
+            </w:r>
+          </w:p>
+        </w:tc>
+        <w:tc>
+          <w:tcPr>
+            <w:tcW w:type="dxa" w:w="3324"/>
+          </w:tcPr>
+          <w:p>
+            <w:pPr>
+              <w:spacing w:after="20"/>
+            </w:pPr>
+            <w:r>
+              <w:rPr>
+                <w:sz w:val="18"/>
+              </w:rPr>
+            </w:r>
+            <w:r>
+              <w:rPr>
+                <w:sz w:val="18"/>
+              </w:rPr>
+              <w:t>Обновление, а не дубль</w:t>
+            </w:r>
+          </w:p>
+        </w:tc>
+      </w:tr>
+      <w:tr>
+        <w:tc>
+          <w:tcPr>
+            <w:tcW w:type="dxa" w:w="3324"/>
+          </w:tcPr>
+          <w:p>
+            <w:pPr>
+              <w:spacing w:after="20"/>
+            </w:pPr>
+            <w:r>
+              <w:rPr>
+                <w:sz w:val="18"/>
+              </w:rPr>
+            </w:r>
+            <w:r>
+              <w:rPr>
+                <w:sz w:val="18"/>
+              </w:rPr>
+              <w:t>JRN-12</w:t>
+            </w:r>
+          </w:p>
+        </w:tc>
+        <w:tc>
+          <w:tcPr>
+            <w:tcW w:type="dxa" w:w="3324"/>
+          </w:tcPr>
+          <w:p>
+            <w:pPr>
+              <w:spacing w:after="20"/>
+            </w:pPr>
+            <w:r>
+              <w:rPr>
+                <w:sz w:val="18"/>
+              </w:rPr>
+            </w:r>
+            <w:r>
+              <w:rPr>
+                <w:sz w:val="18"/>
+              </w:rPr>
+              <w:t xml:space="preserve">Границы </w:t>
+            </w:r>
+            <w:r>
+              <w:rPr>
+                <w:rFonts w:ascii="Consolas" w:hAnsi="Consolas"/>
+                <w:sz w:val="18"/>
+              </w:rPr>
+              <w:t>date_from &gt; date_to</w:t>
+            </w:r>
+          </w:p>
+        </w:tc>
+        <w:tc>
+          <w:tcPr>
+            <w:tcW w:type="dxa" w:w="3324"/>
+          </w:tcPr>
+          <w:p>
+            <w:pPr>
+              <w:spacing w:after="20"/>
+            </w:pPr>
+            <w:r>
+              <w:rPr>
+                <w:sz w:val="18"/>
+              </w:rPr>
+            </w:r>
+            <w:r>
+              <w:rPr>
+                <w:sz w:val="18"/>
+              </w:rPr>
+              <w:t>400</w:t>
             </w:r>
           </w:p>
         </w:tc>

--- a/docs/word/06-testing/02-programma-i-metodika-ispytaniy.docx
+++ b/docs/word/06-testing/02-programma-i-metodika-ispytaniy.docx
@@ -63,7 +63,7 @@
           </w:tcPr>
           <w:p>
             <w:r>
-              <w:t>0.1</w:t>
+              <w:t>0.6</w:t>
             </w:r>
           </w:p>
         </w:tc>
@@ -115,7 +115,7 @@
           </w:tcPr>
           <w:p>
             <w:r>
-              <w:t>27.10.2026</w:t>
+              <w:t>30.10.2026</w:t>
             </w:r>
           </w:p>
         </w:tc>
@@ -5218,7 +5218,7 @@
       <w:jc w:val="center"/>
     </w:pPr>
     <w:r>
-      <w:t xml:space="preserve">ЕООП «Школьник» · 0.1 · </w:t>
+      <w:t xml:space="preserve">ЕООП «Школьник» · 0.6 · </w:t>
     </w:r>
     <w:r>
       <w:fldChar w:fldCharType="begin"/>

--- a/docs/word/06-testing/02-programma-i-metodika-ispytaniy.docx
+++ b/docs/word/06-testing/02-programma-i-metodika-ispytaniy.docx
@@ -63,7 +63,7 @@
           </w:tcPr>
           <w:p>
             <w:r>
-              <w:t>0.6</w:t>
+              <w:t>0.7</w:t>
             </w:r>
           </w:p>
         </w:tc>
@@ -5218,7 +5218,7 @@
       <w:jc w:val="center"/>
     </w:pPr>
     <w:r>
-      <w:t xml:space="preserve">ЕООП «Школьник» · 0.6 · </w:t>
+      <w:t xml:space="preserve">ЕООП «Школьник» · 0.7 · </w:t>
     </w:r>
     <w:r>
       <w:fldChar w:fldCharType="begin"/>

--- a/docs/word/06-testing/02-programma-i-metodika-ispytaniy.docx
+++ b/docs/word/06-testing/02-programma-i-metodika-ispytaniy.docx
@@ -63,7 +63,7 @@
           </w:tcPr>
           <w:p>
             <w:r>
-              <w:t>0.7</w:t>
+              <w:t>0.7.1</w:t>
             </w:r>
           </w:p>
         </w:tc>
@@ -5218,7 +5218,7 @@
       <w:jc w:val="center"/>
     </w:pPr>
     <w:r>
-      <w:t xml:space="preserve">ЕООП «Школьник» · 0.7 · </w:t>
+      <w:t xml:space="preserve">ЕООП «Школьник» · 0.7.1 · </w:t>
     </w:r>
     <w:r>
       <w:fldChar w:fldCharType="begin"/>

--- a/docs/word/06-testing/02-programma-i-metodika-ispytaniy.docx
+++ b/docs/word/06-testing/02-programma-i-metodika-ispytaniy.docx
@@ -63,7 +63,7 @@
           </w:tcPr>
           <w:p>
             <w:r>
-              <w:t>0.7.1</w:t>
+              <w:t>0.7.2</w:t>
             </w:r>
           </w:p>
         </w:tc>
@@ -5218,7 +5218,7 @@
       <w:jc w:val="center"/>
     </w:pPr>
     <w:r>
-      <w:t xml:space="preserve">ЕООП «Школьник» · 0.7.1 · </w:t>
+      <w:t xml:space="preserve">ЕООП «Школьник» · 0.7.2 · </w:t>
     </w:r>
     <w:r>
       <w:fldChar w:fldCharType="begin"/>

--- a/docs/word/06-testing/02-programma-i-metodika-ispytaniy.docx
+++ b/docs/word/06-testing/02-programma-i-metodika-ispytaniy.docx
@@ -63,7 +63,7 @@
           </w:tcPr>
           <w:p>
             <w:r>
-              <w:t>0.7.2</w:t>
+              <w:t>0.7.3</w:t>
             </w:r>
           </w:p>
         </w:tc>
@@ -5218,7 +5218,7 @@
       <w:jc w:val="center"/>
     </w:pPr>
     <w:r>
-      <w:t xml:space="preserve">ЕООП «Школьник» · 0.7.2 · </w:t>
+      <w:t xml:space="preserve">ЕООП «Школьник» · 0.7.3 · </w:t>
     </w:r>
     <w:r>
       <w:fldChar w:fldCharType="begin"/>
